--- a/docs/网络推广服务标准合同-测试.docx
+++ b/docs/网络推广服务标准合同-测试.docx
@@ -57,7 +57,22 @@
           <w:highlight w:val="yellow"/>
           <w:lang w:eastAsia="zh-CN"/>
         </w:rPr>
-        <w:t>）：________________________</w:t>
+        <w:t>）：_______</w:t>
+      </w:r>
+      <w:r>
+        <w:rPr>
+          <w:rFonts w:ascii="宋体" w:hAnsi="宋体" w:eastAsia="宋体" w:cs="宋体"/>
+          <w:sz w:val="24"/>
+          <w:szCs w:val="24"/>
+        </w:rPr>
+        <w:t>恒信商贸有限公司</w:t>
+      </w:r>
+      <w:r>
+        <w:rPr>
+          <w:highlight w:val="yellow"/>
+          <w:lang w:eastAsia="zh-CN"/>
+        </w:rPr>
+        <w:t>_____</w:t>
       </w:r>
     </w:p>
     <w:p>
@@ -73,7 +88,22 @@
           <w:highlight w:val="yellow"/>
           <w:lang w:eastAsia="zh-CN"/>
         </w:rPr>
-        <w:t>统一社会信用代码：______________________</w:t>
+        <w:t>统一社会信用代码：____</w:t>
+      </w:r>
+      <w:r>
+        <w:rPr>
+          <w:rFonts w:ascii="宋体" w:hAnsi="宋体" w:eastAsia="宋体" w:cs="宋体"/>
+          <w:sz w:val="24"/>
+          <w:szCs w:val="24"/>
+        </w:rPr>
+        <w:t>91320106MA1N8DK27P</w:t>
+      </w:r>
+      <w:r>
+        <w:rPr>
+          <w:highlight w:val="yellow"/>
+          <w:lang w:eastAsia="zh-CN"/>
+        </w:rPr>
+        <w:t>_____</w:t>
       </w:r>
     </w:p>
     <w:p>
@@ -97,6 +127,160 @@
           <w:highlight w:val="cyan"/>
           <w:lang w:eastAsia="zh-CN"/>
         </w:rPr>
+        <w:t>：___</w:t>
+      </w:r>
+      <w:r>
+        <w:rPr>
+          <w:rFonts w:ascii="宋体" w:hAnsi="宋体" w:eastAsia="宋体" w:cs="宋体"/>
+          <w:sz w:val="24"/>
+          <w:szCs w:val="24"/>
+        </w:rPr>
+        <w:t>江苏省南京市建邺区江东中路126号恒信大厦11层</w:t>
+      </w:r>
+      <w:r>
+        <w:rPr>
+          <w:highlight w:val="cyan"/>
+          <w:lang w:eastAsia="zh-CN"/>
+        </w:rPr>
+        <w:t>________</w:t>
+      </w:r>
+    </w:p>
+    <w:p>
+      <w:pPr>
+        <w:pStyle w:val="6"/>
+        <w:rPr>
+          <w:highlight w:val="cyan"/>
+          <w:lang w:eastAsia="zh-CN"/>
+        </w:rPr>
+      </w:pPr>
+      <w:r>
+        <w:rPr>
+          <w:highlight w:val="cyan"/>
+          <w:lang w:eastAsia="zh-CN"/>
+        </w:rPr>
+        <w:t>法定代表人/负责人：______________________</w:t>
+      </w:r>
+    </w:p>
+    <w:p>
+      <w:pPr>
+        <w:pStyle w:val="6"/>
+        <w:rPr>
+          <w:lang w:eastAsia="zh-CN"/>
+        </w:rPr>
+      </w:pPr>
+      <w:r>
+        <w:rPr>
+          <w:lang w:eastAsia="zh-CN"/>
+        </w:rPr>
+        <w:t>联系电话：______________________________</w:t>
+      </w:r>
+    </w:p>
+    <w:p>
+      <w:pPr>
+        <w:rPr>
+          <w:highlight w:val="yellow"/>
+          <w:lang w:eastAsia="zh-CN"/>
+        </w:rPr>
+      </w:pPr>
+    </w:p>
+    <w:p>
+      <w:pPr>
+        <w:pStyle w:val="6"/>
+        <w:rPr>
+          <w:highlight w:val="yellow"/>
+          <w:lang w:eastAsia="zh-CN"/>
+        </w:rPr>
+      </w:pPr>
+      <w:r>
+        <w:rPr>
+          <w:highlight w:val="yellow"/>
+          <w:lang w:eastAsia="zh-CN"/>
+        </w:rPr>
+        <w:t>乙方（</w:t>
+      </w:r>
+      <w:r>
+        <w:rPr>
+          <w:rFonts w:hint="eastAsia"/>
+          <w:highlight w:val="yellow"/>
+          <w:lang w:eastAsia="zh-CN"/>
+        </w:rPr>
+        <w:t>服务方</w:t>
+      </w:r>
+      <w:r>
+        <w:rPr>
+          <w:highlight w:val="yellow"/>
+          <w:lang w:eastAsia="zh-CN"/>
+        </w:rPr>
+        <w:t>）：____</w:t>
+      </w:r>
+      <w:r>
+        <w:rPr>
+          <w:rFonts w:ascii="宋体" w:hAnsi="宋体" w:eastAsia="宋体" w:cs="宋体"/>
+          <w:sz w:val="24"/>
+          <w:szCs w:val="24"/>
+        </w:rPr>
+        <w:t>星途数字营销有限公司</w:t>
+      </w:r>
+      <w:r>
+        <w:rPr>
+          <w:highlight w:val="yellow"/>
+          <w:lang w:eastAsia="zh-CN"/>
+        </w:rPr>
+        <w:t>______</w:t>
+      </w:r>
+    </w:p>
+    <w:p>
+      <w:pPr>
+        <w:pStyle w:val="6"/>
+        <w:rPr>
+          <w:highlight w:val="yellow"/>
+          <w:lang w:eastAsia="zh-CN"/>
+        </w:rPr>
+      </w:pPr>
+      <w:r>
+        <w:rPr>
+          <w:highlight w:val="yellow"/>
+          <w:lang w:eastAsia="zh-CN"/>
+        </w:rPr>
+        <w:t>统一社会信用代码：__</w:t>
+      </w:r>
+      <w:r>
+        <w:rPr>
+          <w:rFonts w:ascii="宋体" w:hAnsi="宋体" w:eastAsia="宋体" w:cs="宋体"/>
+          <w:sz w:val="24"/>
+          <w:szCs w:val="24"/>
+        </w:rPr>
+        <w:t>91310104MA1F2EL96M</w:t>
+      </w:r>
+      <w:r>
+        <w:rPr>
+          <w:highlight w:val="yellow"/>
+          <w:lang w:eastAsia="zh-CN"/>
+        </w:rPr>
+        <w:t>______</w:t>
+      </w:r>
+    </w:p>
+    <w:p>
+      <w:pPr>
+        <w:pStyle w:val="6"/>
+        <w:rPr>
+          <w:highlight w:val="cyan"/>
+          <w:lang w:eastAsia="zh-CN"/>
+        </w:rPr>
+      </w:pPr>
+      <w:r>
+        <w:rPr>
+          <w:rFonts w:hint="eastAsia"/>
+          <w:highlight w:val="cyan"/>
+          <w:lang w:eastAsia="zh-CN"/>
+        </w:rPr>
+        <w:t>地址</w:t>
+      </w:r>
+      <w:r>
+        <w:rPr>
+          <w:highlight w:val="cyan"/>
+          <w:lang w:eastAsia="zh-CN"/>
+        </w:rPr>
         <w:t>：__________________________________</w:t>
       </w:r>
     </w:p>
@@ -113,7 +297,7 @@
           <w:highlight w:val="cyan"/>
           <w:lang w:eastAsia="zh-CN"/>
         </w:rPr>
-        <w:t>法定代表人/负责人：______________________</w:t>
+        <w:t>法定代表人/负责人：____________________________</w:t>
       </w:r>
     </w:p>
     <w:p>
@@ -127,116 +311,21 @@
         <w:rPr>
           <w:lang w:eastAsia="zh-CN"/>
         </w:rPr>
-        <w:t>联系电话：______________________________</w:t>
-      </w:r>
-    </w:p>
-    <w:p>
-      <w:pPr>
-        <w:rPr>
-          <w:highlight w:val="yellow"/>
-          <w:lang w:eastAsia="zh-CN"/>
-        </w:rPr>
-      </w:pPr>
-    </w:p>
-    <w:p>
-      <w:pPr>
-        <w:pStyle w:val="6"/>
-        <w:rPr>
-          <w:highlight w:val="yellow"/>
-          <w:lang w:eastAsia="zh-CN"/>
-        </w:rPr>
-      </w:pPr>
-      <w:r>
-        <w:rPr>
-          <w:highlight w:val="yellow"/>
-          <w:lang w:eastAsia="zh-CN"/>
-        </w:rPr>
-        <w:t>乙方（</w:t>
-      </w:r>
-      <w:r>
-        <w:rPr>
-          <w:rFonts w:hint="eastAsia"/>
-          <w:highlight w:val="yellow"/>
-          <w:lang w:eastAsia="zh-CN"/>
-        </w:rPr>
-        <w:t>服务方</w:t>
-      </w:r>
-      <w:r>
-        <w:rPr>
-          <w:highlight w:val="yellow"/>
-          <w:lang w:eastAsia="zh-CN"/>
-        </w:rPr>
-        <w:t>）：________________________</w:t>
-      </w:r>
-    </w:p>
-    <w:p>
-      <w:pPr>
-        <w:pStyle w:val="6"/>
-        <w:rPr>
-          <w:highlight w:val="yellow"/>
-          <w:lang w:eastAsia="zh-CN"/>
-        </w:rPr>
-      </w:pPr>
-      <w:r>
-        <w:rPr>
-          <w:highlight w:val="yellow"/>
-          <w:lang w:eastAsia="zh-CN"/>
-        </w:rPr>
-        <w:t>统一社会信用代码：______________________</w:t>
-      </w:r>
-    </w:p>
-    <w:p>
-      <w:pPr>
-        <w:pStyle w:val="6"/>
-        <w:rPr>
-          <w:highlight w:val="cyan"/>
-          <w:lang w:eastAsia="zh-CN"/>
-        </w:rPr>
-      </w:pPr>
-      <w:r>
-        <w:rPr>
-          <w:rFonts w:hint="eastAsia"/>
-          <w:highlight w:val="cyan"/>
-          <w:lang w:eastAsia="zh-CN"/>
-        </w:rPr>
-        <w:t>地址</w:t>
-      </w:r>
-      <w:r>
-        <w:rPr>
-          <w:highlight w:val="cyan"/>
-          <w:lang w:eastAsia="zh-CN"/>
-        </w:rPr>
-        <w:t>：__________________________________</w:t>
-      </w:r>
-    </w:p>
-    <w:p>
-      <w:pPr>
-        <w:pStyle w:val="6"/>
-        <w:rPr>
-          <w:highlight w:val="cyan"/>
-          <w:lang w:eastAsia="zh-CN"/>
-        </w:rPr>
-      </w:pPr>
-      <w:r>
-        <w:rPr>
-          <w:highlight w:val="cyan"/>
-          <w:lang w:eastAsia="zh-CN"/>
-        </w:rPr>
-        <w:t>法定代表人/负责人：____________________________</w:t>
-      </w:r>
-    </w:p>
-    <w:p>
-      <w:pPr>
-        <w:pStyle w:val="6"/>
-        <w:rPr>
-          <w:lang w:eastAsia="zh-CN"/>
-        </w:rPr>
-      </w:pPr>
-      <w:r>
-        <w:rPr>
-          <w:lang w:eastAsia="zh-CN"/>
-        </w:rPr>
-        <w:t>联系电话：______________________________</w:t>
+        <w:t>联系电话：________</w:t>
+      </w:r>
+      <w:r>
+        <w:rPr>
+          <w:rFonts w:ascii="宋体" w:hAnsi="宋体" w:eastAsia="宋体" w:cs="宋体"/>
+          <w:sz w:val="24"/>
+          <w:szCs w:val="24"/>
+        </w:rPr>
+        <w:t>13612349876</w:t>
+      </w:r>
+      <w:r>
+        <w:rPr>
+          <w:lang w:eastAsia="zh-CN"/>
+        </w:rPr>
+        <w:t>______</w:t>
       </w:r>
     </w:p>
     <w:permEnd w:id="0"/>
@@ -956,7 +1045,23 @@
           <w:highlight w:val="yellow"/>
           <w:lang w:eastAsia="zh-CN"/>
         </w:rPr>
-        <w:t>账户名称：________________________</w:t>
+        <w:t>账户名称：____</w:t>
+      </w:r>
+      <w:r>
+        <w:rPr>
+          <w:rFonts w:ascii="宋体" w:hAnsi="宋体" w:eastAsia="宋体" w:cs="宋体"/>
+          <w:sz w:val="24"/>
+          <w:szCs w:val="24"/>
+        </w:rPr>
+        <w:t>数字营销有限公司</w:t>
+      </w:r>
+      <w:r>
+        <w:rPr>
+          <w:rFonts w:hint="eastAsia"/>
+          <w:highlight w:val="yellow"/>
+          <w:lang w:eastAsia="zh-CN"/>
+        </w:rPr>
+        <w:t>______</w:t>
       </w:r>
     </w:p>
     <w:p>
@@ -2037,12 +2142,6 @@
             <w:insideH w:val="single" w:color="auto" w:sz="4" w:space="0"/>
             <w:insideV w:val="single" w:color="auto" w:sz="4" w:space="0"/>
           </w:tblBorders>
-          <w:tblCellMar>
-            <w:top w:w="0" w:type="dxa"/>
-            <w:left w:w="108" w:type="dxa"/>
-            <w:bottom w:w="0" w:type="dxa"/>
-            <w:right w:w="108" w:type="dxa"/>
-          </w:tblCellMar>
         </w:tblPrEx>
         <w:tc>
           <w:tcPr>
@@ -2489,7 +2588,18 @@
           <w:highlight w:val="cyan"/>
           <w:lang w:eastAsia="zh-CN"/>
         </w:rPr>
-        <w:t>：服务项目______：，服务类别：______，服务内容说明：______，计价单位：______，单价（元）：______，备注：______；</w:t>
+        <w:t>：服务项目______：，服务类别：______，服务内容说明：______，计价单位：______，单价（元）：______，备注：_____</w:t>
+      </w:r>
+      <w:bookmarkStart w:id="0" w:name="_GoBack"/>
+      <w:bookmarkEnd w:id="0"/>
+      <w:r>
+        <w:rPr>
+          <w:rFonts w:ascii="宋体" w:hAnsi="宋体" w:eastAsia="宋体"/>
+          <w:sz w:val="24"/>
+          <w:highlight w:val="cyan"/>
+          <w:lang w:eastAsia="zh-CN"/>
+        </w:rPr>
+        <w:t>_；</w:t>
       </w:r>
     </w:p>
     <w:p>
@@ -2510,7 +2620,41 @@
           <w:highlight w:val="yellow"/>
           <w:lang w:eastAsia="zh-CN"/>
         </w:rPr>
-        <w:t>本合同服务费用合计：人民币（大写）：______元整（小写）：¥______。</w:t>
+        <w:t>本合同服务费用合计：人民币（大写）：_</w:t>
+      </w:r>
+      <w:r>
+        <w:rPr>
+          <w:rFonts w:ascii="宋体" w:hAnsi="宋体" w:eastAsia="宋体" w:cs="宋体"/>
+          <w:sz w:val="24"/>
+          <w:szCs w:val="24"/>
+        </w:rPr>
+        <w:t>贰万伍仟元整</w:t>
+      </w:r>
+      <w:r>
+        <w:rPr>
+          <w:rFonts w:ascii="宋体" w:hAnsi="宋体" w:eastAsia="宋体"/>
+          <w:sz w:val="24"/>
+          <w:highlight w:val="yellow"/>
+          <w:lang w:eastAsia="zh-CN"/>
+        </w:rPr>
+        <w:t>_元整（小写）：¥__</w:t>
+      </w:r>
+      <w:r>
+        <w:rPr>
+          <w:rFonts w:ascii="宋体" w:hAnsi="宋体" w:eastAsia="宋体" w:cs="宋体"/>
+          <w:sz w:val="24"/>
+          <w:szCs w:val="24"/>
+        </w:rPr>
+        <w:t>25000</w:t>
+      </w:r>
+      <w:r>
+        <w:rPr>
+          <w:rFonts w:ascii="宋体" w:hAnsi="宋体" w:eastAsia="宋体"/>
+          <w:sz w:val="24"/>
+          <w:highlight w:val="yellow"/>
+          <w:lang w:eastAsia="zh-CN"/>
+        </w:rPr>
+        <w:t>__。</w:t>
       </w:r>
     </w:p>
     <w:permEnd w:id="11"/>
@@ -2530,8 +2674,6 @@
         </w:rPr>
         <w:t>二、服务质量与效果要求</w:t>
       </w:r>
-      <w:bookmarkStart w:id="0" w:name="_GoBack"/>
-      <w:bookmarkEnd w:id="0"/>
     </w:p>
     <w:p>
       <w:pPr>
@@ -2592,24 +2734,57 @@
           <w:highlight w:val="yellow"/>
           <w:lang w:eastAsia="zh-CN"/>
         </w:rPr>
-        <w:t>具体服务效果考核指标：________________________________________________</w:t>
-      </w:r>
-    </w:p>
-    <w:p>
-      <w:pPr>
-        <w:spacing w:line="360" w:lineRule="auto"/>
-        <w:ind w:left="480" w:hanging="480"/>
-        <w:rPr>
-          <w:highlight w:val="yellow"/>
-        </w:rPr>
-      </w:pPr>
-      <w:r>
-        <w:rPr>
-          <w:rFonts w:ascii="宋体" w:hAnsi="宋体" w:eastAsia="宋体"/>
-          <w:sz w:val="24"/>
-          <w:highlight w:val="yellow"/>
-        </w:rPr>
-        <w:t>4、服务验收标准：________________________________________________________</w:t>
+        <w:t>具体服务效果考核指标：__________</w:t>
+      </w:r>
+      <w:r>
+        <w:rPr>
+          <w:rFonts w:ascii="宋体" w:hAnsi="宋体" w:eastAsia="宋体" w:cs="宋体"/>
+          <w:sz w:val="24"/>
+          <w:szCs w:val="24"/>
+        </w:rPr>
+        <w:t>月度总曝光量不低于 80 万，有效点击量不低于 1.2 万，客户咨询线索量每月不少于 300 条；</w:t>
+      </w:r>
+      <w:r>
+        <w:rPr>
+          <w:rFonts w:ascii="宋体" w:hAnsi="宋体" w:eastAsia="宋体"/>
+          <w:sz w:val="24"/>
+          <w:highlight w:val="yellow"/>
+          <w:lang w:eastAsia="zh-CN"/>
+        </w:rPr>
+        <w:t>____________</w:t>
+      </w:r>
+    </w:p>
+    <w:p>
+      <w:pPr>
+        <w:spacing w:line="360" w:lineRule="auto"/>
+        <w:ind w:left="480" w:hanging="480"/>
+        <w:rPr>
+          <w:highlight w:val="yellow"/>
+        </w:rPr>
+      </w:pPr>
+      <w:r>
+        <w:rPr>
+          <w:rFonts w:ascii="宋体" w:hAnsi="宋体" w:eastAsia="宋体"/>
+          <w:sz w:val="24"/>
+          <w:highlight w:val="yellow"/>
+        </w:rPr>
+        <w:t>4、服务验收标准：____</w:t>
+      </w:r>
+      <w:r>
+        <w:rPr>
+          <w:rFonts w:ascii="宋体" w:hAnsi="宋体" w:eastAsia="宋体" w:cs="宋体"/>
+          <w:sz w:val="24"/>
+          <w:szCs w:val="24"/>
+        </w:rPr>
+        <w:t>每月 5 日前乙方提交完整推广报表，曝光、点击、线索数据达标视为当月服务验收合格，线索量低于约定 80% 甲方可扣除当月 20% 服务费。</w:t>
+      </w:r>
+      <w:r>
+        <w:rPr>
+          <w:rFonts w:ascii="宋体" w:hAnsi="宋体" w:eastAsia="宋体"/>
+          <w:sz w:val="24"/>
+          <w:highlight w:val="yellow"/>
+        </w:rPr>
+        <w:t>________________</w:t>
       </w:r>
     </w:p>
     <w:permEnd w:id="12"/>
@@ -2788,7 +2963,7 @@
     <w:lsdException w:uiPriority="99" w:name="HTML Sample"/>
     <w:lsdException w:uiPriority="99" w:name="HTML Typewriter"/>
     <w:lsdException w:uiPriority="99" w:name="HTML Variable"/>
-    <w:lsdException w:uiPriority="99" w:name="Normal Table"/>
+    <w:lsdException w:qFormat="1" w:uiPriority="99" w:name="Normal Table"/>
     <w:lsdException w:uiPriority="99" w:name="annotation subject"/>
     <w:lsdException w:uiPriority="99" w:name="Table Simple 1"/>
     <w:lsdException w:uiPriority="99" w:name="Table Simple 2"/>
@@ -2959,6 +3134,7 @@
     <w:name w:val="Normal Table"/>
     <w:semiHidden/>
     <w:unhideWhenUsed/>
+    <w:qFormat/>
     <w:uiPriority w:val="99"/>
     <w:tblPr>
       <w:tblCellMar>
